--- a/seat plan/room allocation small.docx
+++ b/seat plan/room allocation small.docx
@@ -418,500 +418,7 @@
           <w:sz w:val="32"/>
           <w:szCs w:val="32"/>
         </w:rPr>
-        <w:t xml:space="preserve">8 </w:t>
-      </w:r>
-      <w:r>
-        <w:rPr>
-          <w:rFonts w:ascii="Times New Roman" w:hAnsi="Times New Roman" w:cs="Times New Roman"/>
-          <w:b/>
-          <w:bCs/>
-          <w:sz w:val="32"/>
-          <w:szCs w:val="32"/>
-        </w:rPr>
-        <w:t xml:space="preserve">- </w:t>
-      </w:r>
-      <w:r>
-        <w:rPr>
-          <w:rFonts w:ascii="Times New Roman" w:hAnsi="Times New Roman" w:cs="Times New Roman"/>
-          <w:b/>
-          <w:bCs/>
-          <w:sz w:val="32"/>
-          <w:szCs w:val="32"/>
-        </w:rPr>
-        <w:t>Class wise distribution:</w:t>
-      </w:r>
-    </w:p>
-    <w:tbl>
-      <w:tblPr>
-        <w:tblW w:w="7285" w:type="dxa"/>
-        <w:tblBorders>
-          <w:top w:val="single" w:sz="4" w:space="0" w:color="auto"/>
-          <w:left w:val="single" w:sz="4" w:space="0" w:color="auto"/>
-          <w:bottom w:val="single" w:sz="4" w:space="0" w:color="auto"/>
-          <w:right w:val="single" w:sz="4" w:space="0" w:color="auto"/>
-          <w:insideH w:val="single" w:sz="4" w:space="0" w:color="auto"/>
-          <w:insideV w:val="single" w:sz="4" w:space="0" w:color="auto"/>
-        </w:tblBorders>
-        <w:tblLook w:val="04A0" w:firstRow="1" w:lastRow="0" w:firstColumn="1" w:lastColumn="0" w:noHBand="0" w:noVBand="1"/>
-      </w:tblPr>
-      <w:tblGrid>
-        <w:gridCol w:w="1885"/>
-        <w:gridCol w:w="2880"/>
-        <w:gridCol w:w="2520"/>
-      </w:tblGrid>
-      <w:tr>
-        <w:trPr>
-          <w:trHeight w:val="639"/>
-        </w:trPr>
-        <w:tc>
-          <w:tcPr>
-            <w:tcW w:w="1885" w:type="dxa"/>
-          </w:tcPr>
-          <w:p>
-            <w:pPr>
-              <w:spacing w:after="0" w:line="240" w:lineRule="auto"/>
-              <w:rPr>
-                <w:rFonts w:ascii="Times New Roman" w:hAnsi="Times New Roman" w:cs="Times New Roman"/>
-                <w:b/>
-                <w:bCs/>
-                <w:sz w:val="32"/>
-                <w:szCs w:val="32"/>
-              </w:rPr>
-            </w:pPr>
-            <w:r>
-              <w:rPr>
-                <w:rFonts w:ascii="Times New Roman" w:hAnsi="Times New Roman" w:cs="Times New Roman"/>
-                <w:b/>
-                <w:bCs/>
-                <w:sz w:val="32"/>
-                <w:szCs w:val="32"/>
-              </w:rPr>
-              <w:t>Class</w:t>
-            </w:r>
-          </w:p>
-        </w:tc>
-        <w:tc>
-          <w:tcPr>
-            <w:tcW w:w="2880" w:type="dxa"/>
-          </w:tcPr>
-          <w:p>
-            <w:pPr>
-              <w:spacing w:after="0" w:line="240" w:lineRule="auto"/>
-              <w:rPr>
-                <w:rFonts w:ascii="Times New Roman" w:hAnsi="Times New Roman" w:cs="Times New Roman"/>
-                <w:b/>
-                <w:bCs/>
-                <w:sz w:val="32"/>
-                <w:szCs w:val="32"/>
-              </w:rPr>
-            </w:pPr>
-            <w:r>
-              <w:rPr>
-                <w:rFonts w:ascii="Times New Roman" w:hAnsi="Times New Roman" w:cs="Times New Roman"/>
-                <w:b/>
-                <w:bCs/>
-                <w:sz w:val="32"/>
-                <w:szCs w:val="32"/>
-              </w:rPr>
-              <w:t>Roll No</w:t>
-            </w:r>
-          </w:p>
-        </w:tc>
-        <w:tc>
-          <w:tcPr>
-            <w:tcW w:w="2520" w:type="dxa"/>
-          </w:tcPr>
-          <w:p>
-            <w:pPr>
-              <w:spacing w:after="0" w:line="240" w:lineRule="auto"/>
-              <w:rPr>
-                <w:rFonts w:ascii="Times New Roman" w:hAnsi="Times New Roman" w:cs="Times New Roman"/>
-                <w:b/>
-                <w:bCs/>
-                <w:sz w:val="32"/>
-                <w:szCs w:val="32"/>
-              </w:rPr>
-            </w:pPr>
-            <w:r>
-              <w:rPr>
-                <w:rFonts w:ascii="Times New Roman" w:hAnsi="Times New Roman" w:cs="Times New Roman"/>
-                <w:b/>
-                <w:bCs/>
-                <w:sz w:val="32"/>
-                <w:szCs w:val="32"/>
-              </w:rPr>
-              <w:t>Total Students</w:t>
-            </w:r>
-          </w:p>
-        </w:tc>
-      </w:tr>
-      <w:tr>
-        <w:trPr>
-          <w:trHeight w:val="654"/>
-        </w:trPr>
-        <w:tc>
-          <w:tcPr>
-            <w:tcW w:w="1885" w:type="dxa"/>
-          </w:tcPr>
-          <w:p>
-            <w:pPr>
-              <w:spacing w:after="0" w:line="240" w:lineRule="auto"/>
-              <w:rPr>
-                <w:rFonts w:ascii="Times New Roman" w:hAnsi="Times New Roman" w:cs="Times New Roman"/>
-                <w:sz w:val="32"/>
-                <w:szCs w:val="32"/>
-              </w:rPr>
-            </w:pPr>
-            <w:r>
-              <w:rPr>
-                <w:rFonts w:ascii="Times New Roman" w:hAnsi="Times New Roman" w:cs="Times New Roman"/>
-                <w:sz w:val="32"/>
-                <w:szCs w:val="32"/>
-              </w:rPr>
-              <w:t>9</w:t>
-            </w:r>
-            <w:r>
-              <w:rPr>
-                <w:rFonts w:ascii="Times New Roman" w:hAnsi="Times New Roman" w:cs="Times New Roman"/>
-                <w:sz w:val="32"/>
-                <w:szCs w:val="32"/>
-              </w:rPr>
-              <w:t xml:space="preserve"> </w:t>
-            </w:r>
-            <w:r>
-              <w:rPr>
-                <w:rFonts w:ascii="Times New Roman" w:hAnsi="Times New Roman" w:cs="Times New Roman"/>
-                <w:sz w:val="32"/>
-                <w:szCs w:val="32"/>
-              </w:rPr>
-              <w:t>H</w:t>
-            </w:r>
-            <w:r>
-              <w:rPr>
-                <w:rFonts w:ascii="Times New Roman" w:hAnsi="Times New Roman" w:cs="Times New Roman"/>
-                <w:sz w:val="32"/>
-                <w:szCs w:val="32"/>
-              </w:rPr>
-              <w:t>ornbill</w:t>
-            </w:r>
-          </w:p>
-        </w:tc>
-        <w:tc>
-          <w:tcPr>
-            <w:tcW w:w="2880" w:type="dxa"/>
-          </w:tcPr>
-          <w:p>
-            <w:pPr>
-              <w:spacing w:after="0" w:line="240" w:lineRule="auto"/>
-              <w:rPr>
-                <w:rFonts w:ascii="Times New Roman" w:hAnsi="Times New Roman" w:cs="Times New Roman"/>
-                <w:sz w:val="32"/>
-                <w:szCs w:val="32"/>
-              </w:rPr>
-            </w:pPr>
-            <w:r>
-              <w:rPr>
-                <w:rFonts w:ascii="Times New Roman" w:hAnsi="Times New Roman" w:cs="Times New Roman"/>
-                <w:sz w:val="32"/>
-                <w:szCs w:val="32"/>
-              </w:rPr>
-              <w:t>15-21</w:t>
-            </w:r>
-          </w:p>
-        </w:tc>
-        <w:tc>
-          <w:tcPr>
-            <w:tcW w:w="2520" w:type="dxa"/>
-          </w:tcPr>
-          <w:p>
-            <w:pPr>
-              <w:spacing w:after="0" w:line="240" w:lineRule="auto"/>
-              <w:rPr>
-                <w:rFonts w:ascii="Times New Roman" w:hAnsi="Times New Roman" w:cs="Times New Roman"/>
-                <w:sz w:val="32"/>
-                <w:szCs w:val="32"/>
-              </w:rPr>
-            </w:pPr>
-            <w:r>
-              <w:rPr>
-                <w:rFonts w:ascii="Times New Roman" w:hAnsi="Times New Roman" w:cs="Times New Roman"/>
-                <w:sz w:val="32"/>
-                <w:szCs w:val="32"/>
-              </w:rPr>
-              <w:t>7</w:t>
-            </w:r>
-          </w:p>
-        </w:tc>
-      </w:tr>
-      <w:tr>
-        <w:trPr>
-          <w:trHeight w:val="639"/>
-        </w:trPr>
-        <w:tc>
-          <w:tcPr>
-            <w:tcW w:w="1885" w:type="dxa"/>
-          </w:tcPr>
-          <w:p>
-            <w:pPr>
-              <w:spacing w:after="0" w:line="240" w:lineRule="auto"/>
-              <w:rPr>
-                <w:rFonts w:ascii="Times New Roman" w:hAnsi="Times New Roman" w:cs="Times New Roman"/>
-                <w:sz w:val="32"/>
-                <w:szCs w:val="32"/>
-              </w:rPr>
-            </w:pPr>
-            <w:r>
-              <w:rPr>
-                <w:rFonts w:ascii="Times New Roman" w:hAnsi="Times New Roman" w:cs="Times New Roman"/>
-                <w:sz w:val="32"/>
-                <w:szCs w:val="32"/>
-              </w:rPr>
-              <w:t>8</w:t>
-            </w:r>
-            <w:r>
-              <w:rPr>
-                <w:rFonts w:ascii="Times New Roman" w:hAnsi="Times New Roman" w:cs="Times New Roman"/>
-                <w:sz w:val="32"/>
-                <w:szCs w:val="32"/>
-              </w:rPr>
-              <w:t xml:space="preserve"> </w:t>
-            </w:r>
-            <w:r>
-              <w:rPr>
-                <w:rFonts w:ascii="Times New Roman" w:hAnsi="Times New Roman" w:cs="Times New Roman"/>
-                <w:sz w:val="32"/>
-                <w:szCs w:val="32"/>
-              </w:rPr>
-              <w:t>H</w:t>
-            </w:r>
-            <w:r>
-              <w:rPr>
-                <w:rFonts w:ascii="Times New Roman" w:hAnsi="Times New Roman" w:cs="Times New Roman"/>
-                <w:sz w:val="32"/>
-                <w:szCs w:val="32"/>
-              </w:rPr>
-              <w:t>eron</w:t>
-            </w:r>
-          </w:p>
-        </w:tc>
-        <w:tc>
-          <w:tcPr>
-            <w:tcW w:w="2880" w:type="dxa"/>
-          </w:tcPr>
-          <w:p>
-            <w:pPr>
-              <w:spacing w:after="0" w:line="240" w:lineRule="auto"/>
-              <w:rPr>
-                <w:rFonts w:ascii="Times New Roman" w:hAnsi="Times New Roman" w:cs="Times New Roman"/>
-                <w:sz w:val="32"/>
-                <w:szCs w:val="32"/>
-              </w:rPr>
-            </w:pPr>
-            <w:r>
-              <w:rPr>
-                <w:rFonts w:ascii="Times New Roman" w:hAnsi="Times New Roman" w:cs="Times New Roman"/>
-                <w:sz w:val="32"/>
-                <w:szCs w:val="32"/>
-              </w:rPr>
-              <w:t>15-26</w:t>
-            </w:r>
-          </w:p>
-        </w:tc>
-        <w:tc>
-          <w:tcPr>
-            <w:tcW w:w="2520" w:type="dxa"/>
-          </w:tcPr>
-          <w:p>
-            <w:pPr>
-              <w:spacing w:after="0" w:line="240" w:lineRule="auto"/>
-              <w:rPr>
-                <w:rFonts w:ascii="Times New Roman" w:hAnsi="Times New Roman" w:cs="Times New Roman"/>
-                <w:sz w:val="32"/>
-                <w:szCs w:val="32"/>
-              </w:rPr>
-            </w:pPr>
-            <w:r>
-              <w:rPr>
-                <w:rFonts w:ascii="Times New Roman" w:hAnsi="Times New Roman" w:cs="Times New Roman"/>
-                <w:sz w:val="32"/>
-                <w:szCs w:val="32"/>
-              </w:rPr>
-              <w:t>12</w:t>
-            </w:r>
-          </w:p>
-        </w:tc>
-      </w:tr>
-      <w:tr>
-        <w:trPr>
-          <w:trHeight w:val="639"/>
-        </w:trPr>
-        <w:tc>
-          <w:tcPr>
-            <w:tcW w:w="1885" w:type="dxa"/>
-          </w:tcPr>
-          <w:p>
-            <w:pPr>
-              <w:spacing w:after="0" w:line="240" w:lineRule="auto"/>
-              <w:rPr>
-                <w:rFonts w:ascii="Times New Roman" w:hAnsi="Times New Roman" w:cs="Times New Roman"/>
-                <w:sz w:val="32"/>
-                <w:szCs w:val="32"/>
-              </w:rPr>
-            </w:pPr>
-            <w:r>
-              <w:rPr>
-                <w:rFonts w:ascii="Times New Roman" w:hAnsi="Times New Roman" w:cs="Times New Roman"/>
-                <w:sz w:val="32"/>
-                <w:szCs w:val="32"/>
-              </w:rPr>
-              <w:t>7 Sarus</w:t>
-            </w:r>
-          </w:p>
-        </w:tc>
-        <w:tc>
-          <w:tcPr>
-            <w:tcW w:w="2880" w:type="dxa"/>
-          </w:tcPr>
-          <w:p>
-            <w:pPr>
-              <w:spacing w:after="0" w:line="240" w:lineRule="auto"/>
-              <w:rPr>
-                <w:rFonts w:ascii="Times New Roman" w:hAnsi="Times New Roman" w:cs="Times New Roman"/>
-                <w:sz w:val="32"/>
-                <w:szCs w:val="32"/>
-              </w:rPr>
-            </w:pPr>
-            <w:r>
-              <w:rPr>
-                <w:rFonts w:ascii="Times New Roman" w:hAnsi="Times New Roman" w:cs="Times New Roman"/>
-                <w:sz w:val="32"/>
-                <w:szCs w:val="32"/>
-              </w:rPr>
-              <w:t>1-5</w:t>
-            </w:r>
-          </w:p>
-        </w:tc>
-        <w:tc>
-          <w:tcPr>
-            <w:tcW w:w="2520" w:type="dxa"/>
-          </w:tcPr>
-          <w:p>
-            <w:pPr>
-              <w:spacing w:after="0" w:line="240" w:lineRule="auto"/>
-              <w:rPr>
-                <w:rFonts w:ascii="Times New Roman" w:hAnsi="Times New Roman" w:cs="Times New Roman"/>
-                <w:sz w:val="32"/>
-                <w:szCs w:val="32"/>
-              </w:rPr>
-            </w:pPr>
-            <w:r>
-              <w:rPr>
-                <w:rFonts w:ascii="Times New Roman" w:hAnsi="Times New Roman" w:cs="Times New Roman"/>
-                <w:sz w:val="32"/>
-                <w:szCs w:val="32"/>
-              </w:rPr>
-              <w:t>5</w:t>
-            </w:r>
-          </w:p>
-        </w:tc>
-      </w:tr>
-      <w:tr>
-        <w:trPr>
-          <w:trHeight w:val="639"/>
-        </w:trPr>
-        <w:tc>
-          <w:tcPr>
-            <w:tcW w:w="4765" w:type="dxa"/>
-            <w:gridSpan w:val="2"/>
-          </w:tcPr>
-          <w:p>
-            <w:pPr>
-              <w:spacing w:after="0" w:line="240" w:lineRule="auto"/>
-              <w:jc w:val="center"/>
-              <w:rPr>
-                <w:rFonts w:ascii="Times New Roman" w:hAnsi="Times New Roman" w:cs="Times New Roman"/>
-                <w:b/>
-                <w:bCs/>
-                <w:sz w:val="32"/>
-                <w:szCs w:val="32"/>
-              </w:rPr>
-            </w:pPr>
-            <w:r>
-              <w:rPr>
-                <w:rFonts w:ascii="Times New Roman" w:hAnsi="Times New Roman" w:cs="Times New Roman"/>
-                <w:b/>
-                <w:bCs/>
-                <w:sz w:val="32"/>
-                <w:szCs w:val="32"/>
-              </w:rPr>
-              <w:t>Total</w:t>
-            </w:r>
-          </w:p>
-        </w:tc>
-        <w:tc>
-          <w:tcPr>
-            <w:tcW w:w="2520" w:type="dxa"/>
-          </w:tcPr>
-          <w:p>
-            <w:pPr>
-              <w:spacing w:after="0" w:line="240" w:lineRule="auto"/>
-              <w:rPr>
-                <w:rFonts w:ascii="Times New Roman" w:hAnsi="Times New Roman" w:cs="Times New Roman"/>
-                <w:b/>
-                <w:bCs/>
-                <w:sz w:val="32"/>
-                <w:szCs w:val="32"/>
-              </w:rPr>
-            </w:pPr>
-            <w:r>
-              <w:rPr>
-                <w:rFonts w:ascii="Times New Roman" w:hAnsi="Times New Roman" w:cs="Times New Roman"/>
-                <w:b/>
-                <w:bCs/>
-                <w:sz w:val="32"/>
-                <w:szCs w:val="32"/>
-              </w:rPr>
-              <w:t>24</w:t>
-            </w:r>
-          </w:p>
-        </w:tc>
-      </w:tr>
-    </w:tbl>
-    <w:p>
-      <w:pPr>
-        <w:spacing w:after="0" w:line="240" w:lineRule="auto"/>
-      </w:pPr>
-    </w:p>
-    <w:p>
-      <w:pPr>
-        <w:spacing w:after="0" w:line="240" w:lineRule="auto"/>
-        <w:rPr>
-          <w:rFonts w:ascii="Times New Roman" w:hAnsi="Times New Roman" w:cs="Times New Roman"/>
-          <w:b/>
-          <w:bCs/>
-          <w:sz w:val="32"/>
-          <w:szCs w:val="32"/>
-        </w:rPr>
-      </w:pPr>
-      <w:r>
-        <w:rPr>
-          <w:rFonts w:ascii="Times New Roman" w:hAnsi="Times New Roman" w:cs="Times New Roman"/>
-          <w:b/>
-          <w:bCs/>
-          <w:sz w:val="32"/>
-          <w:szCs w:val="32"/>
-        </w:rPr>
-        <w:t xml:space="preserve">Room no. </w:t>
-      </w:r>
-      <w:r>
-        <w:rPr>
-          <w:rFonts w:ascii="Times New Roman" w:hAnsi="Times New Roman" w:cs="Times New Roman"/>
-          <w:b/>
-          <w:bCs/>
-          <w:sz w:val="32"/>
-          <w:szCs w:val="32"/>
-        </w:rPr>
-        <w:t>5</w:t>
+        <w:t>6</w:t>
       </w:r>
       <w:r>
         <w:rPr>
@@ -954,6 +461,465 @@
       </w:tblGrid>
       <w:tr>
         <w:trPr>
+          <w:trHeight w:val="639"/>
+        </w:trPr>
+        <w:tc>
+          <w:tcPr>
+            <w:tcW w:w="1885" w:type="dxa"/>
+          </w:tcPr>
+          <w:p>
+            <w:pPr>
+              <w:spacing w:after="0" w:line="240" w:lineRule="auto"/>
+              <w:rPr>
+                <w:rFonts w:ascii="Times New Roman" w:hAnsi="Times New Roman" w:cs="Times New Roman"/>
+                <w:b/>
+                <w:bCs/>
+                <w:sz w:val="32"/>
+                <w:szCs w:val="32"/>
+              </w:rPr>
+            </w:pPr>
+            <w:r>
+              <w:rPr>
+                <w:rFonts w:ascii="Times New Roman" w:hAnsi="Times New Roman" w:cs="Times New Roman"/>
+                <w:b/>
+                <w:bCs/>
+                <w:sz w:val="32"/>
+                <w:szCs w:val="32"/>
+              </w:rPr>
+              <w:t>Class</w:t>
+            </w:r>
+          </w:p>
+        </w:tc>
+        <w:tc>
+          <w:tcPr>
+            <w:tcW w:w="2880" w:type="dxa"/>
+          </w:tcPr>
+          <w:p>
+            <w:pPr>
+              <w:spacing w:after="0" w:line="240" w:lineRule="auto"/>
+              <w:rPr>
+                <w:rFonts w:ascii="Times New Roman" w:hAnsi="Times New Roman" w:cs="Times New Roman"/>
+                <w:b/>
+                <w:bCs/>
+                <w:sz w:val="32"/>
+                <w:szCs w:val="32"/>
+              </w:rPr>
+            </w:pPr>
+            <w:r>
+              <w:rPr>
+                <w:rFonts w:ascii="Times New Roman" w:hAnsi="Times New Roman" w:cs="Times New Roman"/>
+                <w:b/>
+                <w:bCs/>
+                <w:sz w:val="32"/>
+                <w:szCs w:val="32"/>
+              </w:rPr>
+              <w:t>Roll No</w:t>
+            </w:r>
+          </w:p>
+        </w:tc>
+        <w:tc>
+          <w:tcPr>
+            <w:tcW w:w="2520" w:type="dxa"/>
+          </w:tcPr>
+          <w:p>
+            <w:pPr>
+              <w:spacing w:after="0" w:line="240" w:lineRule="auto"/>
+              <w:rPr>
+                <w:rFonts w:ascii="Times New Roman" w:hAnsi="Times New Roman" w:cs="Times New Roman"/>
+                <w:b/>
+                <w:bCs/>
+                <w:sz w:val="32"/>
+                <w:szCs w:val="32"/>
+              </w:rPr>
+            </w:pPr>
+            <w:r>
+              <w:rPr>
+                <w:rFonts w:ascii="Times New Roman" w:hAnsi="Times New Roman" w:cs="Times New Roman"/>
+                <w:b/>
+                <w:bCs/>
+                <w:sz w:val="32"/>
+                <w:szCs w:val="32"/>
+              </w:rPr>
+              <w:t>Total Students</w:t>
+            </w:r>
+          </w:p>
+        </w:tc>
+      </w:tr>
+      <w:tr>
+        <w:trPr>
+          <w:trHeight w:val="654"/>
+        </w:trPr>
+        <w:tc>
+          <w:tcPr>
+            <w:tcW w:w="1885" w:type="dxa"/>
+          </w:tcPr>
+          <w:p>
+            <w:pPr>
+              <w:spacing w:after="0" w:line="240" w:lineRule="auto"/>
+              <w:rPr>
+                <w:rFonts w:ascii="Times New Roman" w:hAnsi="Times New Roman" w:cs="Times New Roman"/>
+                <w:sz w:val="32"/>
+                <w:szCs w:val="32"/>
+              </w:rPr>
+            </w:pPr>
+            <w:r>
+              <w:rPr>
+                <w:rFonts w:ascii="Times New Roman" w:hAnsi="Times New Roman" w:cs="Times New Roman"/>
+                <w:sz w:val="32"/>
+                <w:szCs w:val="32"/>
+              </w:rPr>
+              <w:t>9</w:t>
+            </w:r>
+            <w:r>
+              <w:rPr>
+                <w:rFonts w:ascii="Times New Roman" w:hAnsi="Times New Roman" w:cs="Times New Roman"/>
+                <w:sz w:val="32"/>
+                <w:szCs w:val="32"/>
+              </w:rPr>
+              <w:t xml:space="preserve"> </w:t>
+            </w:r>
+            <w:r>
+              <w:rPr>
+                <w:rFonts w:ascii="Times New Roman" w:hAnsi="Times New Roman" w:cs="Times New Roman"/>
+                <w:sz w:val="32"/>
+                <w:szCs w:val="32"/>
+              </w:rPr>
+              <w:t>H</w:t>
+            </w:r>
+            <w:r>
+              <w:rPr>
+                <w:rFonts w:ascii="Times New Roman" w:hAnsi="Times New Roman" w:cs="Times New Roman"/>
+                <w:sz w:val="32"/>
+                <w:szCs w:val="32"/>
+              </w:rPr>
+              <w:t>ornbill</w:t>
+            </w:r>
+          </w:p>
+        </w:tc>
+        <w:tc>
+          <w:tcPr>
+            <w:tcW w:w="2880" w:type="dxa"/>
+          </w:tcPr>
+          <w:p>
+            <w:pPr>
+              <w:spacing w:after="0" w:line="240" w:lineRule="auto"/>
+              <w:rPr>
+                <w:rFonts w:ascii="Times New Roman" w:hAnsi="Times New Roman" w:cs="Times New Roman"/>
+                <w:sz w:val="32"/>
+                <w:szCs w:val="32"/>
+              </w:rPr>
+            </w:pPr>
+            <w:r>
+              <w:rPr>
+                <w:rFonts w:ascii="Times New Roman" w:hAnsi="Times New Roman" w:cs="Times New Roman"/>
+                <w:sz w:val="32"/>
+                <w:szCs w:val="32"/>
+              </w:rPr>
+              <w:t>15-21</w:t>
+            </w:r>
+          </w:p>
+        </w:tc>
+        <w:tc>
+          <w:tcPr>
+            <w:tcW w:w="2520" w:type="dxa"/>
+          </w:tcPr>
+          <w:p>
+            <w:pPr>
+              <w:spacing w:after="0" w:line="240" w:lineRule="auto"/>
+              <w:rPr>
+                <w:rFonts w:ascii="Times New Roman" w:hAnsi="Times New Roman" w:cs="Times New Roman"/>
+                <w:sz w:val="32"/>
+                <w:szCs w:val="32"/>
+              </w:rPr>
+            </w:pPr>
+            <w:r>
+              <w:rPr>
+                <w:rFonts w:ascii="Times New Roman" w:hAnsi="Times New Roman" w:cs="Times New Roman"/>
+                <w:sz w:val="32"/>
+                <w:szCs w:val="32"/>
+              </w:rPr>
+              <w:t>7</w:t>
+            </w:r>
+          </w:p>
+        </w:tc>
+      </w:tr>
+      <w:tr>
+        <w:trPr>
+          <w:trHeight w:val="639"/>
+        </w:trPr>
+        <w:tc>
+          <w:tcPr>
+            <w:tcW w:w="1885" w:type="dxa"/>
+          </w:tcPr>
+          <w:p>
+            <w:pPr>
+              <w:spacing w:after="0" w:line="240" w:lineRule="auto"/>
+              <w:rPr>
+                <w:rFonts w:ascii="Times New Roman" w:hAnsi="Times New Roman" w:cs="Times New Roman"/>
+                <w:sz w:val="32"/>
+                <w:szCs w:val="32"/>
+              </w:rPr>
+            </w:pPr>
+            <w:r>
+              <w:rPr>
+                <w:rFonts w:ascii="Times New Roman" w:hAnsi="Times New Roman" w:cs="Times New Roman"/>
+                <w:sz w:val="32"/>
+                <w:szCs w:val="32"/>
+              </w:rPr>
+              <w:t>7 Sarus</w:t>
+            </w:r>
+          </w:p>
+        </w:tc>
+        <w:tc>
+          <w:tcPr>
+            <w:tcW w:w="2880" w:type="dxa"/>
+          </w:tcPr>
+          <w:p>
+            <w:pPr>
+              <w:spacing w:after="0" w:line="240" w:lineRule="auto"/>
+              <w:rPr>
+                <w:rFonts w:ascii="Times New Roman" w:hAnsi="Times New Roman" w:cs="Times New Roman"/>
+                <w:sz w:val="32"/>
+                <w:szCs w:val="32"/>
+              </w:rPr>
+            </w:pPr>
+            <w:r>
+              <w:rPr>
+                <w:rFonts w:ascii="Times New Roman" w:hAnsi="Times New Roman" w:cs="Times New Roman"/>
+                <w:sz w:val="32"/>
+                <w:szCs w:val="32"/>
+              </w:rPr>
+              <w:t>15-26</w:t>
+            </w:r>
+          </w:p>
+        </w:tc>
+        <w:tc>
+          <w:tcPr>
+            <w:tcW w:w="2520" w:type="dxa"/>
+          </w:tcPr>
+          <w:p>
+            <w:pPr>
+              <w:spacing w:after="0" w:line="240" w:lineRule="auto"/>
+              <w:rPr>
+                <w:rFonts w:ascii="Times New Roman" w:hAnsi="Times New Roman" w:cs="Times New Roman"/>
+                <w:sz w:val="32"/>
+                <w:szCs w:val="32"/>
+              </w:rPr>
+            </w:pPr>
+            <w:r>
+              <w:rPr>
+                <w:rFonts w:ascii="Times New Roman" w:hAnsi="Times New Roman" w:cs="Times New Roman"/>
+                <w:sz w:val="32"/>
+                <w:szCs w:val="32"/>
+              </w:rPr>
+              <w:t>12</w:t>
+            </w:r>
+          </w:p>
+        </w:tc>
+      </w:tr>
+      <w:tr>
+        <w:trPr>
+          <w:trHeight w:val="639"/>
+        </w:trPr>
+        <w:tc>
+          <w:tcPr>
+            <w:tcW w:w="1885" w:type="dxa"/>
+          </w:tcPr>
+          <w:p>
+            <w:pPr>
+              <w:spacing w:after="0" w:line="240" w:lineRule="auto"/>
+              <w:rPr>
+                <w:rFonts w:ascii="Times New Roman" w:hAnsi="Times New Roman" w:cs="Times New Roman"/>
+                <w:sz w:val="32"/>
+                <w:szCs w:val="32"/>
+              </w:rPr>
+            </w:pPr>
+            <w:r>
+              <w:rPr>
+                <w:rFonts w:ascii="Times New Roman" w:hAnsi="Times New Roman" w:cs="Times New Roman"/>
+                <w:sz w:val="32"/>
+                <w:szCs w:val="32"/>
+              </w:rPr>
+              <w:t>6, Cuckoo</w:t>
+            </w:r>
+          </w:p>
+        </w:tc>
+        <w:tc>
+          <w:tcPr>
+            <w:tcW w:w="2880" w:type="dxa"/>
+          </w:tcPr>
+          <w:p>
+            <w:pPr>
+              <w:spacing w:after="0" w:line="240" w:lineRule="auto"/>
+              <w:rPr>
+                <w:rFonts w:ascii="Times New Roman" w:hAnsi="Times New Roman" w:cs="Times New Roman"/>
+                <w:sz w:val="32"/>
+                <w:szCs w:val="32"/>
+              </w:rPr>
+            </w:pPr>
+            <w:r>
+              <w:rPr>
+                <w:rFonts w:ascii="Times New Roman" w:hAnsi="Times New Roman" w:cs="Times New Roman"/>
+                <w:sz w:val="32"/>
+                <w:szCs w:val="32"/>
+              </w:rPr>
+              <w:t>1-5</w:t>
+            </w:r>
+          </w:p>
+        </w:tc>
+        <w:tc>
+          <w:tcPr>
+            <w:tcW w:w="2520" w:type="dxa"/>
+          </w:tcPr>
+          <w:p>
+            <w:pPr>
+              <w:spacing w:after="0" w:line="240" w:lineRule="auto"/>
+              <w:rPr>
+                <w:rFonts w:ascii="Times New Roman" w:hAnsi="Times New Roman" w:cs="Times New Roman"/>
+                <w:sz w:val="32"/>
+                <w:szCs w:val="32"/>
+              </w:rPr>
+            </w:pPr>
+            <w:r>
+              <w:rPr>
+                <w:rFonts w:ascii="Times New Roman" w:hAnsi="Times New Roman" w:cs="Times New Roman"/>
+                <w:sz w:val="32"/>
+                <w:szCs w:val="32"/>
+              </w:rPr>
+              <w:t>5</w:t>
+            </w:r>
+          </w:p>
+        </w:tc>
+      </w:tr>
+      <w:tr>
+        <w:trPr>
+          <w:trHeight w:val="639"/>
+        </w:trPr>
+        <w:tc>
+          <w:tcPr>
+            <w:tcW w:w="4765" w:type="dxa"/>
+            <w:gridSpan w:val="2"/>
+          </w:tcPr>
+          <w:p>
+            <w:pPr>
+              <w:spacing w:after="0" w:line="240" w:lineRule="auto"/>
+              <w:jc w:val="center"/>
+              <w:rPr>
+                <w:rFonts w:ascii="Times New Roman" w:hAnsi="Times New Roman" w:cs="Times New Roman"/>
+                <w:b/>
+                <w:bCs/>
+                <w:sz w:val="32"/>
+                <w:szCs w:val="32"/>
+              </w:rPr>
+            </w:pPr>
+            <w:r>
+              <w:rPr>
+                <w:rFonts w:ascii="Times New Roman" w:hAnsi="Times New Roman" w:cs="Times New Roman"/>
+                <w:b/>
+                <w:bCs/>
+                <w:sz w:val="32"/>
+                <w:szCs w:val="32"/>
+              </w:rPr>
+              <w:t>Total</w:t>
+            </w:r>
+          </w:p>
+        </w:tc>
+        <w:tc>
+          <w:tcPr>
+            <w:tcW w:w="2520" w:type="dxa"/>
+          </w:tcPr>
+          <w:p>
+            <w:pPr>
+              <w:spacing w:after="0" w:line="240" w:lineRule="auto"/>
+              <w:rPr>
+                <w:rFonts w:ascii="Times New Roman" w:hAnsi="Times New Roman" w:cs="Times New Roman"/>
+                <w:b/>
+                <w:bCs/>
+                <w:sz w:val="32"/>
+                <w:szCs w:val="32"/>
+              </w:rPr>
+            </w:pPr>
+            <w:r>
+              <w:rPr>
+                <w:rFonts w:ascii="Times New Roman" w:hAnsi="Times New Roman" w:cs="Times New Roman"/>
+                <w:b/>
+                <w:bCs/>
+                <w:sz w:val="32"/>
+                <w:szCs w:val="32"/>
+              </w:rPr>
+              <w:t>24</w:t>
+            </w:r>
+          </w:p>
+        </w:tc>
+      </w:tr>
+    </w:tbl>
+    <w:p>
+      <w:pPr>
+        <w:spacing w:after="0" w:line="240" w:lineRule="auto"/>
+      </w:pPr>
+    </w:p>
+    <w:p>
+      <w:pPr>
+        <w:spacing w:after="0" w:line="240" w:lineRule="auto"/>
+        <w:rPr>
+          <w:rFonts w:ascii="Times New Roman" w:hAnsi="Times New Roman" w:cs="Times New Roman"/>
+          <w:b/>
+          <w:bCs/>
+          <w:sz w:val="32"/>
+          <w:szCs w:val="32"/>
+        </w:rPr>
+      </w:pPr>
+      <w:r>
+        <w:rPr>
+          <w:rFonts w:ascii="Times New Roman" w:hAnsi="Times New Roman" w:cs="Times New Roman"/>
+          <w:b/>
+          <w:bCs/>
+          <w:sz w:val="32"/>
+          <w:szCs w:val="32"/>
+        </w:rPr>
+        <w:t xml:space="preserve">Room no. </w:t>
+      </w:r>
+      <w:r>
+        <w:rPr>
+          <w:rFonts w:ascii="Times New Roman" w:hAnsi="Times New Roman" w:cs="Times New Roman"/>
+          <w:b/>
+          <w:bCs/>
+          <w:sz w:val="32"/>
+          <w:szCs w:val="32"/>
+        </w:rPr>
+        <w:t xml:space="preserve">5 - </w:t>
+      </w:r>
+      <w:r>
+        <w:rPr>
+          <w:rFonts w:ascii="Times New Roman" w:hAnsi="Times New Roman" w:cs="Times New Roman"/>
+          <w:b/>
+          <w:bCs/>
+          <w:sz w:val="32"/>
+          <w:szCs w:val="32"/>
+        </w:rPr>
+        <w:t>Class wise distribution:</w:t>
+      </w:r>
+    </w:p>
+    <w:tbl>
+      <w:tblPr>
+        <w:tblW w:w="7285" w:type="dxa"/>
+        <w:tblBorders>
+          <w:top w:val="single" w:sz="4" w:space="0" w:color="auto"/>
+          <w:left w:val="single" w:sz="4" w:space="0" w:color="auto"/>
+          <w:bottom w:val="single" w:sz="4" w:space="0" w:color="auto"/>
+          <w:right w:val="single" w:sz="4" w:space="0" w:color="auto"/>
+          <w:insideH w:val="single" w:sz="4" w:space="0" w:color="auto"/>
+          <w:insideV w:val="single" w:sz="4" w:space="0" w:color="auto"/>
+        </w:tblBorders>
+        <w:tblLook w:val="04A0" w:firstRow="1" w:lastRow="0" w:firstColumn="1" w:lastColumn="0" w:noHBand="0" w:noVBand="1"/>
+      </w:tblPr>
+      <w:tblGrid>
+        <w:gridCol w:w="1885"/>
+        <w:gridCol w:w="2880"/>
+        <w:gridCol w:w="2520"/>
+      </w:tblGrid>
+      <w:tr>
+        <w:trPr>
           <w:trHeight w:val="644"/>
         </w:trPr>
         <w:tc>
@@ -1349,17 +1315,7 @@
           <w:sz w:val="32"/>
           <w:szCs w:val="32"/>
         </w:rPr>
-        <w:t>4</w:t>
-      </w:r>
-      <w:r>
-        <w:rPr>
-          <w:rFonts w:ascii="Times New Roman" w:hAnsi="Times New Roman" w:cs="Times New Roman"/>
-          <w:b/>
-          <w:bCs/>
-          <w:sz w:val="32"/>
-          <w:szCs w:val="32"/>
-        </w:rPr>
-        <w:t xml:space="preserve">- </w:t>
+        <w:t xml:space="preserve">4- </w:t>
       </w:r>
       <w:r>
         <w:rPr>
@@ -1774,17 +1730,7 @@
           <w:sz w:val="32"/>
           <w:szCs w:val="32"/>
         </w:rPr>
-        <w:t xml:space="preserve">3 </w:t>
-      </w:r>
-      <w:r>
-        <w:rPr>
-          <w:rFonts w:ascii="Times New Roman" w:hAnsi="Times New Roman" w:cs="Times New Roman"/>
-          <w:b/>
-          <w:bCs/>
-          <w:sz w:val="32"/>
-          <w:szCs w:val="32"/>
-        </w:rPr>
-        <w:t xml:space="preserve">- </w:t>
+        <w:t xml:space="preserve">3 - </w:t>
       </w:r>
       <w:r>
         <w:rPr>
@@ -2125,17 +2071,7 @@
           <w:sz w:val="32"/>
           <w:szCs w:val="32"/>
         </w:rPr>
-        <w:t>2</w:t>
-      </w:r>
-      <w:r>
-        <w:rPr>
-          <w:rFonts w:ascii="Times New Roman" w:hAnsi="Times New Roman" w:cs="Times New Roman"/>
-          <w:b/>
-          <w:bCs/>
-          <w:sz w:val="32"/>
-          <w:szCs w:val="32"/>
-        </w:rPr>
-        <w:t xml:space="preserve"> - </w:t>
+        <w:t xml:space="preserve">2 - </w:t>
       </w:r>
       <w:r>
         <w:rPr>
@@ -2668,17 +2604,7 @@
           <w:sz w:val="32"/>
           <w:szCs w:val="32"/>
         </w:rPr>
-        <w:t>1</w:t>
-      </w:r>
-      <w:r>
-        <w:rPr>
-          <w:rFonts w:ascii="Times New Roman" w:hAnsi="Times New Roman" w:cs="Times New Roman"/>
-          <w:b/>
-          <w:bCs/>
-          <w:sz w:val="32"/>
-          <w:szCs w:val="32"/>
-        </w:rPr>
-        <w:t xml:space="preserve"> - </w:t>
+        <w:t xml:space="preserve">1 - </w:t>
       </w:r>
       <w:r>
         <w:rPr>
